--- a/Entrepreneurs_SellSheet_v20.docx
+++ b/Entrepreneurs_SellSheet_v20.docx
@@ -533,6 +533,31 @@
           <w:sz w:val="18"/>
           <w:szCs w:val="18"/>
         </w:rPr>
+        <w:t xml:space="preserve">It teaches itself, and that is measured too. </w:t>
+      </w:r>
+      <w:r>
+        <w:rPr>
+          <w:rFonts w:ascii="Calibri" w:cs="Calibri" w:eastAsia="Calibri" w:hAnsi="Calibri"/>
+          <w:color w:val="1A1A1A"/>
+          <w:sz w:val="18"/>
+          <w:szCs w:val="18"/>
+        </w:rPr>
+        <w:t xml:space="preserve">A built-in beginner game runs eight quarters with one action per track and no Megacorps, while leaving the supply chain exactly as it is — so a first-time player learns the engine and nothing else. Over 150 games a table size it holds up as a game rather than a demo: the last two quarters still carry a third of the winning score, and no seat was ever wiped out.</w:t>
+      </w:r>
+    </w:p>
+    <w:p>
+      <w:pPr>
+        <w:spacing w:after="90" w:line="252"/>
+      </w:pPr>
+      <w:r>
+        <w:rPr>
+          <w:rFonts w:ascii="Calibri" w:cs="Calibri" w:eastAsia="Calibri" w:hAnsi="Calibri"/>
+          <w:b/>
+          <w:bCs/>
+          <w:color w:val="1A1A1A"/>
+          <w:sz w:val="18"/>
+          <w:szCs w:val="18"/>
+        </w:rPr>
         <w:t xml:space="preserve">An endgame with a door that closes. </w:t>
       </w:r>
       <w:r>
@@ -933,7 +958,73 @@
                 <w:sz w:val="18"/>
                 <w:szCs w:val="18"/>
               </w:rPr>
-              <w:t xml:space="preserve">45 balance audits and 79 automated tests, all in the repository.</w:t>
+              <w:t xml:space="preserve">46 balance audits and 79 automated tests, all in the repository.</w:t>
+            </w:r>
+          </w:p>
+        </w:tc>
+      </w:tr>
+      <w:tr>
+        <w:tc>
+          <w:tcPr>
+            <w:tcW w:type="dxa" w:w="1700"/>
+            <w:tcBorders>
+              <w:top w:val="single" w:color="D8D4E2" w:sz="4"/>
+              <w:left w:val="none"/>
+              <w:bottom w:val="single" w:color="D8D4E2" w:sz="4"/>
+              <w:right w:val="none"/>
+            </w:tcBorders>
+            <w:tcMar>
+              <w:top w:type="dxa" w:w="50"/>
+              <w:left w:type="dxa" w:w="110"/>
+              <w:bottom w:type="dxa" w:w="50"/>
+              <w:right w:type="dxa" w:w="110"/>
+            </w:tcMar>
+          </w:tcPr>
+          <w:p>
+            <w:pPr>
+              <w:spacing w:after="0" w:line="252"/>
+            </w:pPr>
+            <w:r>
+              <w:rPr>
+                <w:rFonts w:ascii="Calibri" w:cs="Calibri" w:eastAsia="Calibri" w:hAnsi="Calibri"/>
+                <w:b/>
+                <w:bCs/>
+                <w:color w:val="1A1A1A"/>
+                <w:sz w:val="18"/>
+                <w:szCs w:val="18"/>
+              </w:rPr>
+              <w:t xml:space="preserve">Teaching mode</w:t>
+            </w:r>
+          </w:p>
+        </w:tc>
+        <w:tc>
+          <w:tcPr>
+            <w:tcW w:type="dxa" w:w="8740"/>
+            <w:tcBorders>
+              <w:top w:val="single" w:color="D8D4E2" w:sz="4"/>
+              <w:left w:val="none"/>
+              <w:bottom w:val="single" w:color="D8D4E2" w:sz="4"/>
+              <w:right w:val="none"/>
+            </w:tcBorders>
+            <w:tcMar>
+              <w:top w:type="dxa" w:w="50"/>
+              <w:left w:type="dxa" w:w="110"/>
+              <w:bottom w:type="dxa" w:w="50"/>
+              <w:right w:type="dxa" w:w="110"/>
+            </w:tcMar>
+          </w:tcPr>
+          <w:p>
+            <w:pPr>
+              <w:spacing w:after="0" w:line="252"/>
+            </w:pPr>
+            <w:r>
+              <w:rPr>
+                <w:rFonts w:ascii="Calibri" w:cs="Calibri" w:eastAsia="Calibri" w:hAnsi="Calibri"/>
+                <w:color w:val="1A1A1A"/>
+                <w:sz w:val="18"/>
+                <w:szCs w:val="18"/>
+              </w:rPr>
+              <w:t xml:space="preserve">A built-in beginner game: 8 quarters, four actions, no Megacorps. Measured over 150 games a table size.</w:t>
             </w:r>
           </w:p>
         </w:tc>

--- a/Entrepreneurs_SellSheet_v20.docx
+++ b/Entrepreneurs_SellSheet_v20.docx
@@ -958,7 +958,7 @@
                 <w:sz w:val="18"/>
                 <w:szCs w:val="18"/>
               </w:rPr>
-              <w:t xml:space="preserve">46 balance audits and 79 automated tests, all in the repository.</w:t>
+              <w:t xml:space="preserve">46 balance audits and 80 automated tests, all in the repository.</w:t>
             </w:r>
           </w:p>
         </w:tc>

--- a/Entrepreneurs_SellSheet_v20.docx
+++ b/Entrepreneurs_SellSheet_v20.docx
@@ -680,7 +680,21 @@
           <w:sz w:val="20"/>
           <w:szCs w:val="20"/>
         </w:rPr>
-        <w:t xml:space="preserve">WHERE IT STANDS TODAY</w:t>
+        <w:t xml:space="preserve">ROOM TO GROW</w:t>
+      </w:r>
+    </w:p>
+    <w:p>
+      <w:pPr>
+        <w:spacing w:after="90" w:line="252"/>
+      </w:pPr>
+      <w:r>
+        <w:rPr>
+          <w:rFonts w:ascii="Calibri" w:cs="Calibri" w:eastAsia="Calibri" w:hAnsi="Calibri"/>
+          <w:color w:val="1A1A1A"/>
+          <w:sz w:val="18"/>
+          <w:szCs w:val="18"/>
+        </w:rPr>
+        <w:t xml:space="preserve">The core box is complete and self-contained. The structure it is built on - a closed supply loop, a city that changes every game, and one currency of score - takes expansions without re-teaching anything, and several are already drafted.</w:t>
       </w:r>
     </w:p>
     <w:tbl>
@@ -729,7 +743,7 @@
                 <w:sz w:val="18"/>
                 <w:szCs w:val="18"/>
               </w:rPr>
-              <w:t xml:space="preserve">Rules</w:t>
+              <w:t xml:space="preserve">Experts</w:t>
             </w:r>
           </w:p>
         </w:tc>
@@ -760,7 +774,7 @@
                 <w:sz w:val="18"/>
                 <w:szCs w:val="18"/>
               </w:rPr>
-              <w:t xml:space="preserve">Complete. Rulebook v20 is generated from the data the game runs on, so it cannot drift.</w:t>
+              <w:t xml:space="preserve">Hireable specialists, drawn and paid for, each bending one rule you already know: a logistics expert who puts your goods on another player's hub, a surveyor who reprices the ground you stand on, an auditor who reads a rival's hand.</w:t>
             </w:r>
           </w:p>
         </w:tc>
@@ -795,7 +809,7 @@
                 <w:sz w:val="18"/>
                 <w:szCs w:val="18"/>
               </w:rPr>
-              <w:t xml:space="preserve">Prototype</w:t>
+              <w:t xml:space="preserve">Policies</w:t>
             </w:r>
           </w:p>
         </w:tc>
@@ -826,7 +840,7 @@
                 <w:sz w:val="18"/>
                 <w:szCs w:val="18"/>
               </w:rPr>
-              <w:t xml:space="preserve">Built and played at the table.</w:t>
+              <w:t xml:space="preserve">The city legislates. A policy comes up for vote at a year end, the table decides it, and it stays on the board for the rest of the game: rent control, a building moratorium, a subsidy for whichever industry is cheapest.</w:t>
             </w:r>
           </w:p>
         </w:tc>
@@ -861,7 +875,7 @@
                 <w:sz w:val="18"/>
                 <w:szCs w:val="18"/>
               </w:rPr>
-              <w:t xml:space="preserve">Digital build</w:t>
+              <w:t xml:space="preserve">Events</w:t>
             </w:r>
           </w:p>
         </w:tc>
@@ -892,7 +906,7 @@
                 <w:sz w:val="18"/>
                 <w:szCs w:val="18"/>
               </w:rPr>
-              <w:t xml:space="preserve">Playable now: solo against AI, or online with up to six.</w:t>
+              <w:t xml:space="preserve">A quarterly shock that every player reads at once - a boom in one industry, a strike in another, a district closed for redevelopment. Short, public, and never a surprise you cannot plan around.</w:t>
             </w:r>
           </w:p>
         </w:tc>
@@ -927,6 +941,378 @@
                 <w:sz w:val="18"/>
                 <w:szCs w:val="18"/>
               </w:rPr>
+              <w:t xml:space="preserve">Import &amp; Export</w:t>
+            </w:r>
+          </w:p>
+        </w:tc>
+        <w:tc>
+          <w:tcPr>
+            <w:tcW w:type="dxa" w:w="8740"/>
+            <w:tcBorders>
+              <w:top w:val="single" w:color="D8D4E2" w:sz="4"/>
+              <w:left w:val="none"/>
+              <w:bottom w:val="single" w:color="D8D4E2" w:sz="4"/>
+              <w:right w:val="none"/>
+            </w:tcBorders>
+            <w:tcMar>
+              <w:top w:type="dxa" w:w="50"/>
+              <w:left w:type="dxa" w:w="110"/>
+              <w:bottom w:type="dxa" w:w="50"/>
+              <w:right w:type="dxa" w:w="110"/>
+            </w:tcMar>
+          </w:tcPr>
+          <w:p>
+            <w:pPr>
+              <w:spacing w:after="0" w:line="252"/>
+            </w:pPr>
+            <w:r>
+              <w:rPr>
+                <w:rFonts w:ascii="Calibri" w:cs="Calibri" w:eastAsia="Calibri" w:hAnsi="Calibri"/>
+                <w:color w:val="1A1A1A"/>
+                <w:sz w:val="18"/>
+                <w:szCs w:val="18"/>
+              </w:rPr>
+              <w:t xml:space="preserve">A port district and a world market. Sell beyond the city at a price you cannot influence, or import a good you refuse to buy from the rival who makes it - the first way to step outside the supply loop, at a cost.</w:t>
+            </w:r>
+          </w:p>
+        </w:tc>
+      </w:tr>
+      <w:tr>
+        <w:tc>
+          <w:tcPr>
+            <w:tcW w:type="dxa" w:w="1700"/>
+            <w:tcBorders>
+              <w:top w:val="single" w:color="D8D4E2" w:sz="4"/>
+              <w:left w:val="none"/>
+              <w:bottom w:val="single" w:color="D8D4E2" w:sz="4"/>
+              <w:right w:val="none"/>
+            </w:tcBorders>
+            <w:tcMar>
+              <w:top w:type="dxa" w:w="50"/>
+              <w:left w:type="dxa" w:w="110"/>
+              <w:bottom w:type="dxa" w:w="50"/>
+              <w:right w:type="dxa" w:w="110"/>
+            </w:tcMar>
+          </w:tcPr>
+          <w:p>
+            <w:pPr>
+              <w:spacing w:after="0" w:line="252"/>
+            </w:pPr>
+            <w:r>
+              <w:rPr>
+                <w:rFonts w:ascii="Calibri" w:cs="Calibri" w:eastAsia="Calibri" w:hAnsi="Calibri"/>
+                <w:b/>
+                <w:bCs/>
+                <w:color w:val="1A1A1A"/>
+                <w:sz w:val="18"/>
+                <w:szCs w:val="18"/>
+              </w:rPr>
+              <w:t xml:space="preserve">And beyond</w:t>
+            </w:r>
+          </w:p>
+        </w:tc>
+        <w:tc>
+          <w:tcPr>
+            <w:tcW w:type="dxa" w:w="8740"/>
+            <w:tcBorders>
+              <w:top w:val="single" w:color="D8D4E2" w:sz="4"/>
+              <w:left w:val="none"/>
+              <w:bottom w:val="single" w:color="D8D4E2" w:sz="4"/>
+              <w:right w:val="none"/>
+            </w:tcBorders>
+            <w:tcMar>
+              <w:top w:type="dxa" w:w="50"/>
+              <w:left w:type="dxa" w:w="110"/>
+              <w:bottom w:type="dxa" w:w="50"/>
+              <w:right w:type="dxa" w:w="110"/>
+            </w:tcMar>
+          </w:tcPr>
+          <w:p>
+            <w:pPr>
+              <w:spacing w:after="0" w:line="252"/>
+            </w:pPr>
+            <w:r>
+              <w:rPr>
+                <w:rFonts w:ascii="Calibri" w:cs="Calibri" w:eastAsia="Calibri" w:hAnsi="Calibri"/>
+                <w:color w:val="1A1A1A"/>
+                <w:sz w:val="18"/>
+                <w:szCs w:val="18"/>
+              </w:rPr>
+              <w:t xml:space="preserve">Further drafts in the drawer: scenario cities with fixed district layouts, a campaign where the board carries forward between games, and a two-player duel variant with a tighter map.</w:t>
+            </w:r>
+          </w:p>
+        </w:tc>
+      </w:tr>
+    </w:tbl>
+    <w:p>
+      <w:pPr>
+        <w:spacing w:after="90"/>
+      </w:pPr>
+    </w:p>
+    <w:p>
+      <w:pPr>
+        <w:pBdr>
+          <w:bottom w:val="single" w:color="D8D4E2" w:sz="6" w:space="4"/>
+        </w:pBdr>
+        <w:spacing w:after="75" w:before="130"/>
+      </w:pPr>
+      <w:r>
+        <w:rPr>
+          <w:rFonts w:ascii="Calibri" w:cs="Calibri" w:eastAsia="Calibri" w:hAnsi="Calibri"/>
+          <w:b/>
+          <w:bCs/>
+          <w:color w:val="4A3AB5"/>
+          <w:spacing w:val="30"/>
+          <w:sz w:val="20"/>
+          <w:szCs w:val="20"/>
+        </w:rPr>
+        <w:t xml:space="preserve">WHERE IT STANDS TODAY</w:t>
+      </w:r>
+    </w:p>
+    <w:tbl>
+      <w:tblPr>
+        <w:tblW w:type="dxa" w:w="10440"/>
+        <w:tblBorders>
+          <w:top w:val="single" w:color="auto" w:sz="4"/>
+          <w:left w:val="single" w:color="auto" w:sz="4"/>
+          <w:bottom w:val="single" w:color="auto" w:sz="4"/>
+          <w:right w:val="single" w:color="auto" w:sz="4"/>
+          <w:insideH w:val="single" w:color="auto" w:sz="4"/>
+          <w:insideV w:val="single" w:color="auto" w:sz="4"/>
+        </w:tblBorders>
+      </w:tblPr>
+      <w:tblGrid>
+        <w:gridCol w:w="1700"/>
+        <w:gridCol w:w="8740"/>
+      </w:tblGrid>
+      <w:tr>
+        <w:tc>
+          <w:tcPr>
+            <w:tcW w:type="dxa" w:w="1700"/>
+            <w:tcBorders>
+              <w:top w:val="single" w:color="D8D4E2" w:sz="4"/>
+              <w:left w:val="none"/>
+              <w:bottom w:val="single" w:color="D8D4E2" w:sz="4"/>
+              <w:right w:val="none"/>
+            </w:tcBorders>
+            <w:tcMar>
+              <w:top w:type="dxa" w:w="50"/>
+              <w:left w:type="dxa" w:w="110"/>
+              <w:bottom w:type="dxa" w:w="50"/>
+              <w:right w:type="dxa" w:w="110"/>
+            </w:tcMar>
+          </w:tcPr>
+          <w:p>
+            <w:pPr>
+              <w:spacing w:after="0" w:line="252"/>
+            </w:pPr>
+            <w:r>
+              <w:rPr>
+                <w:rFonts w:ascii="Calibri" w:cs="Calibri" w:eastAsia="Calibri" w:hAnsi="Calibri"/>
+                <w:b/>
+                <w:bCs/>
+                <w:color w:val="1A1A1A"/>
+                <w:sz w:val="18"/>
+                <w:szCs w:val="18"/>
+              </w:rPr>
+              <w:t xml:space="preserve">Rules</w:t>
+            </w:r>
+          </w:p>
+        </w:tc>
+        <w:tc>
+          <w:tcPr>
+            <w:tcW w:type="dxa" w:w="8740"/>
+            <w:tcBorders>
+              <w:top w:val="single" w:color="D8D4E2" w:sz="4"/>
+              <w:left w:val="none"/>
+              <w:bottom w:val="single" w:color="D8D4E2" w:sz="4"/>
+              <w:right w:val="none"/>
+            </w:tcBorders>
+            <w:tcMar>
+              <w:top w:type="dxa" w:w="50"/>
+              <w:left w:type="dxa" w:w="110"/>
+              <w:bottom w:type="dxa" w:w="50"/>
+              <w:right w:type="dxa" w:w="110"/>
+            </w:tcMar>
+          </w:tcPr>
+          <w:p>
+            <w:pPr>
+              <w:spacing w:after="0" w:line="252"/>
+            </w:pPr>
+            <w:r>
+              <w:rPr>
+                <w:rFonts w:ascii="Calibri" w:cs="Calibri" w:eastAsia="Calibri" w:hAnsi="Calibri"/>
+                <w:color w:val="1A1A1A"/>
+                <w:sz w:val="18"/>
+                <w:szCs w:val="18"/>
+              </w:rPr>
+              <w:t xml:space="preserve">Complete. Rulebook v20 is generated from the data the game runs on, so it cannot drift.</w:t>
+            </w:r>
+          </w:p>
+        </w:tc>
+      </w:tr>
+      <w:tr>
+        <w:tc>
+          <w:tcPr>
+            <w:tcW w:type="dxa" w:w="1700"/>
+            <w:tcBorders>
+              <w:top w:val="single" w:color="D8D4E2" w:sz="4"/>
+              <w:left w:val="none"/>
+              <w:bottom w:val="single" w:color="D8D4E2" w:sz="4"/>
+              <w:right w:val="none"/>
+            </w:tcBorders>
+            <w:tcMar>
+              <w:top w:type="dxa" w:w="50"/>
+              <w:left w:type="dxa" w:w="110"/>
+              <w:bottom w:type="dxa" w:w="50"/>
+              <w:right w:type="dxa" w:w="110"/>
+            </w:tcMar>
+          </w:tcPr>
+          <w:p>
+            <w:pPr>
+              <w:spacing w:after="0" w:line="252"/>
+            </w:pPr>
+            <w:r>
+              <w:rPr>
+                <w:rFonts w:ascii="Calibri" w:cs="Calibri" w:eastAsia="Calibri" w:hAnsi="Calibri"/>
+                <w:b/>
+                <w:bCs/>
+                <w:color w:val="1A1A1A"/>
+                <w:sz w:val="18"/>
+                <w:szCs w:val="18"/>
+              </w:rPr>
+              <w:t xml:space="preserve">Prototype</w:t>
+            </w:r>
+          </w:p>
+        </w:tc>
+        <w:tc>
+          <w:tcPr>
+            <w:tcW w:type="dxa" w:w="8740"/>
+            <w:tcBorders>
+              <w:top w:val="single" w:color="D8D4E2" w:sz="4"/>
+              <w:left w:val="none"/>
+              <w:bottom w:val="single" w:color="D8D4E2" w:sz="4"/>
+              <w:right w:val="none"/>
+            </w:tcBorders>
+            <w:tcMar>
+              <w:top w:type="dxa" w:w="50"/>
+              <w:left w:type="dxa" w:w="110"/>
+              <w:bottom w:type="dxa" w:w="50"/>
+              <w:right w:type="dxa" w:w="110"/>
+            </w:tcMar>
+          </w:tcPr>
+          <w:p>
+            <w:pPr>
+              <w:spacing w:after="0" w:line="252"/>
+            </w:pPr>
+            <w:r>
+              <w:rPr>
+                <w:rFonts w:ascii="Calibri" w:cs="Calibri" w:eastAsia="Calibri" w:hAnsi="Calibri"/>
+                <w:color w:val="1A1A1A"/>
+                <w:sz w:val="18"/>
+                <w:szCs w:val="18"/>
+              </w:rPr>
+              <w:t xml:space="preserve">Built and played at the table.</w:t>
+            </w:r>
+          </w:p>
+        </w:tc>
+      </w:tr>
+      <w:tr>
+        <w:tc>
+          <w:tcPr>
+            <w:tcW w:type="dxa" w:w="1700"/>
+            <w:tcBorders>
+              <w:top w:val="single" w:color="D8D4E2" w:sz="4"/>
+              <w:left w:val="none"/>
+              <w:bottom w:val="single" w:color="D8D4E2" w:sz="4"/>
+              <w:right w:val="none"/>
+            </w:tcBorders>
+            <w:tcMar>
+              <w:top w:type="dxa" w:w="50"/>
+              <w:left w:type="dxa" w:w="110"/>
+              <w:bottom w:type="dxa" w:w="50"/>
+              <w:right w:type="dxa" w:w="110"/>
+            </w:tcMar>
+          </w:tcPr>
+          <w:p>
+            <w:pPr>
+              <w:spacing w:after="0" w:line="252"/>
+            </w:pPr>
+            <w:r>
+              <w:rPr>
+                <w:rFonts w:ascii="Calibri" w:cs="Calibri" w:eastAsia="Calibri" w:hAnsi="Calibri"/>
+                <w:b/>
+                <w:bCs/>
+                <w:color w:val="1A1A1A"/>
+                <w:sz w:val="18"/>
+                <w:szCs w:val="18"/>
+              </w:rPr>
+              <w:t xml:space="preserve">Digital build</w:t>
+            </w:r>
+          </w:p>
+        </w:tc>
+        <w:tc>
+          <w:tcPr>
+            <w:tcW w:type="dxa" w:w="8740"/>
+            <w:tcBorders>
+              <w:top w:val="single" w:color="D8D4E2" w:sz="4"/>
+              <w:left w:val="none"/>
+              <w:bottom w:val="single" w:color="D8D4E2" w:sz="4"/>
+              <w:right w:val="none"/>
+            </w:tcBorders>
+            <w:tcMar>
+              <w:top w:type="dxa" w:w="50"/>
+              <w:left w:type="dxa" w:w="110"/>
+              <w:bottom w:type="dxa" w:w="50"/>
+              <w:right w:type="dxa" w:w="110"/>
+            </w:tcMar>
+          </w:tcPr>
+          <w:p>
+            <w:pPr>
+              <w:spacing w:after="0" w:line="252"/>
+            </w:pPr>
+            <w:r>
+              <w:rPr>
+                <w:rFonts w:ascii="Calibri" w:cs="Calibri" w:eastAsia="Calibri" w:hAnsi="Calibri"/>
+                <w:color w:val="1A1A1A"/>
+                <w:sz w:val="18"/>
+                <w:szCs w:val="18"/>
+              </w:rPr>
+              <w:t xml:space="preserve">Playable now: solo against AI, or online with up to six.</w:t>
+            </w:r>
+          </w:p>
+        </w:tc>
+      </w:tr>
+      <w:tr>
+        <w:tc>
+          <w:tcPr>
+            <w:tcW w:type="dxa" w:w="1700"/>
+            <w:tcBorders>
+              <w:top w:val="single" w:color="D8D4E2" w:sz="4"/>
+              <w:left w:val="none"/>
+              <w:bottom w:val="single" w:color="D8D4E2" w:sz="4"/>
+              <w:right w:val="none"/>
+            </w:tcBorders>
+            <w:tcMar>
+              <w:top w:type="dxa" w:w="50"/>
+              <w:left w:type="dxa" w:w="110"/>
+              <w:bottom w:type="dxa" w:w="50"/>
+              <w:right w:type="dxa" w:w="110"/>
+            </w:tcMar>
+          </w:tcPr>
+          <w:p>
+            <w:pPr>
+              <w:spacing w:after="0" w:line="252"/>
+            </w:pPr>
+            <w:r>
+              <w:rPr>
+                <w:rFonts w:ascii="Calibri" w:cs="Calibri" w:eastAsia="Calibri" w:hAnsi="Calibri"/>
+                <w:b/>
+                <w:bCs/>
+                <w:color w:val="1A1A1A"/>
+                <w:sz w:val="18"/>
+                <w:szCs w:val="18"/>
+              </w:rPr>
               <w:t xml:space="preserve">Testing</w:t>
             </w:r>
           </w:p>
@@ -958,7 +1344,7 @@
                 <w:sz w:val="18"/>
                 <w:szCs w:val="18"/>
               </w:rPr>
-              <w:t xml:space="preserve">46 balance audits and 80 automated tests, all in the repository.</w:t>
+              <w:t xml:space="preserve">52 balance audits and 82 automated tests, all in the repository.</w:t>
             </w:r>
           </w:p>
         </w:tc>
